--- a/4 - แต่งตั้งผู้ช่วยสอน/0 - Template - Master Student Assistant - ประกาศรายชื่อนักศึกษาทุน/ประกาศรายชื่อทุน TA บัณฑิต_with ใบเสนองาน - 69 - 1.docx
+++ b/4 - แต่งตั้งผู้ช่วยสอน/0 - Template - Master Student Assistant - ประกาศรายชื่อนักศึกษาทุน/ประกาศรายชื่อทุน TA บัณฑิต_with ใบเสนองาน - 69 - 1.docx
@@ -343,7 +343,7 @@
               </wp:anchor>
             </w:drawing>
           </mc:Choice>
-          <mc:Fallback xmlns:w16sdtfl="http://schemas.microsoft.com/office/word/2024/wordml/sdtformatlock" xmlns:w16du="http://schemas.microsoft.com/office/word/2023/wordml/word16du" xmlns:oel="http://schemas.microsoft.com/office/2019/extlst">
+          <mc:Fallback xmlns:oel="http://schemas.microsoft.com/office/2019/extlst" xmlns:w16du="http://schemas.microsoft.com/office/word/2023/wordml/word16du" xmlns:w16sdtfl="http://schemas.microsoft.com/office/word/2024/wordml/sdtformatlock">
             <w:pict>
               <v:line w14:anchorId="29E67439" id="Straight Connector 5" o:spid="_x0000_s1026" style="position:absolute;flip:y;z-index:251656704;visibility:visible;mso-wrap-style:square;mso-width-percent:0;mso-height-percent:0;mso-wrap-distance-left:9pt;mso-wrap-distance-top:0;mso-wrap-distance-right:9pt;mso-wrap-distance-bottom:0;mso-position-horizontal:absolute;mso-position-horizontal-relative:text;mso-position-vertical:absolute;mso-position-vertical-relative:text;mso-width-percent:0;mso-height-percent:0;mso-width-relative:page;mso-height-relative:page" from="148.5pt,8.3pt" to="311.25pt,8.5pt" o:gfxdata="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" o:allowincell="f" strokeweight=".5pt"/>
             </w:pict>
@@ -898,7 +898,7 @@
               <w:ind w:left="1027" w:hanging="1027"/>
               <w:jc w:val="thaiDistribute"/>
               <w:rPr>
-                <w:rFonts w:ascii="TH SarabunIT๙" w:hAnsi="TH SarabunIT๙" w:cs="TH SarabunIT๙" w:hint="cs"/>
+                <w:rFonts w:ascii="TH SarabunIT๙" w:hAnsi="TH SarabunIT๙" w:cs="TH SarabunIT๙"/>
                 <w:color w:val="FF0000"/>
                 <w:spacing w:val="-4"/>
                 <w:sz w:val="28"/>
@@ -1028,7 +1028,7 @@
               <w:spacing w:after="160"/>
               <w:jc w:val="thaiDistribute"/>
               <w:rPr>
-                <w:rFonts w:ascii="TH SarabunIT๙" w:hAnsi="TH SarabunIT๙" w:cs="TH SarabunIT๙" w:hint="cs"/>
+                <w:rFonts w:ascii="TH SarabunIT๙" w:hAnsi="TH SarabunIT๙" w:cs="TH SarabunIT๙"/>
                 <w:color w:val="EE0000"/>
                 <w:spacing w:val="-4"/>
                 <w:sz w:val="28"/>
@@ -1067,7 +1067,7 @@
               <w:ind w:left="1027" w:hanging="1027"/>
               <w:jc w:val="thaiDistribute"/>
               <w:rPr>
-                <w:rFonts w:ascii="TH SarabunIT๙" w:hAnsi="TH SarabunIT๙" w:cs="TH SarabunIT๙" w:hint="cs"/>
+                <w:rFonts w:ascii="TH SarabunIT๙" w:hAnsi="TH SarabunIT๙" w:cs="TH SarabunIT๙"/>
                 <w:color w:val="FF0000"/>
                 <w:spacing w:val="-4"/>
                 <w:sz w:val="28"/>
@@ -1187,7 +1187,7 @@
               <w:spacing w:after="160"/>
               <w:jc w:val="thaiDistribute"/>
               <w:rPr>
-                <w:rFonts w:ascii="TH SarabunIT๙" w:hAnsi="TH SarabunIT๙" w:cs="TH SarabunIT๙" w:hint="cs"/>
+                <w:rFonts w:ascii="TH SarabunIT๙" w:hAnsi="TH SarabunIT๙" w:cs="TH SarabunIT๙"/>
                 <w:color w:val="EE0000"/>
                 <w:spacing w:val="-4"/>
                 <w:sz w:val="28"/>
@@ -1226,7 +1226,7 @@
               <w:ind w:left="1027" w:hanging="1027"/>
               <w:jc w:val="thaiDistribute"/>
               <w:rPr>
-                <w:rFonts w:ascii="TH SarabunIT๙" w:hAnsi="TH SarabunIT๙" w:cs="TH SarabunIT๙" w:hint="cs"/>
+                <w:rFonts w:ascii="TH SarabunIT๙" w:hAnsi="TH SarabunIT๙" w:cs="TH SarabunIT๙"/>
                 <w:color w:val="FF0000"/>
                 <w:spacing w:val="-4"/>
                 <w:sz w:val="28"/>
@@ -1443,16 +1443,6 @@
                 <w:cs/>
               </w:rPr>
               <w:tab/>
-            </w:r>
-            <w:r>
-              <w:rPr>
-                <w:rFonts w:ascii="TH SarabunIT๙" w:hAnsi="TH SarabunIT๙" w:cs="TH SarabunIT๙"/>
-                <w:color w:val="FF0000"/>
-                <w:spacing w:val="-4"/>
-                <w:sz w:val="28"/>
-                <w:szCs w:val="28"/>
-                <w:cs/>
-              </w:rPr>
               <w:t>การคิดเชิงตรรกะสำหรับการพัฒนาเกม</w:t>
             </w:r>
           </w:p>
@@ -1516,7 +1506,7 @@
               <w:spacing w:after="160"/>
               <w:jc w:val="thaiDistribute"/>
               <w:rPr>
-                <w:rFonts w:ascii="TH SarabunIT๙" w:hAnsi="TH SarabunIT๙" w:cs="TH SarabunIT๙" w:hint="cs"/>
+                <w:rFonts w:ascii="TH SarabunIT๙" w:hAnsi="TH SarabunIT๙" w:cs="TH SarabunIT๙"/>
                 <w:color w:val="EE0000"/>
                 <w:spacing w:val="-4"/>
                 <w:sz w:val="28"/>
@@ -1584,16 +1574,6 @@
                 <w:cs/>
               </w:rPr>
               <w:tab/>
-            </w:r>
-            <w:r>
-              <w:rPr>
-                <w:rFonts w:ascii="TH SarabunIT๙" w:hAnsi="TH SarabunIT๙" w:cs="TH SarabunIT๙"/>
-                <w:color w:val="FF0000"/>
-                <w:spacing w:val="-4"/>
-                <w:sz w:val="28"/>
-                <w:szCs w:val="28"/>
-                <w:cs/>
-              </w:rPr>
               <w:t>ความจริงเสมือนและความจริงผสม</w:t>
             </w:r>
           </w:p>
@@ -1665,7 +1645,7 @@
               <w:spacing w:after="160"/>
               <w:jc w:val="thaiDistribute"/>
               <w:rPr>
-                <w:rFonts w:ascii="TH SarabunIT๙" w:hAnsi="TH SarabunIT๙" w:cs="TH SarabunIT๙" w:hint="cs"/>
+                <w:rFonts w:ascii="TH SarabunIT๙" w:hAnsi="TH SarabunIT๙" w:cs="TH SarabunIT๙"/>
                 <w:color w:val="EE0000"/>
                 <w:spacing w:val="-4"/>
                 <w:sz w:val="28"/>
@@ -1824,7 +1804,7 @@
               <w:spacing w:after="160"/>
               <w:jc w:val="thaiDistribute"/>
               <w:rPr>
-                <w:rFonts w:ascii="TH SarabunIT๙" w:hAnsi="TH SarabunIT๙" w:cs="TH SarabunIT๙" w:hint="cs"/>
+                <w:rFonts w:ascii="TH SarabunIT๙" w:hAnsi="TH SarabunIT๙" w:cs="TH SarabunIT๙"/>
                 <w:color w:val="EE0000"/>
                 <w:spacing w:val="-4"/>
                 <w:sz w:val="28"/>
@@ -2364,7 +2344,7 @@
               </wp:anchor>
             </w:drawing>
           </mc:Choice>
-          <mc:Fallback xmlns:w16sdtfl="http://schemas.microsoft.com/office/word/2024/wordml/sdtformatlock" xmlns:w16du="http://schemas.microsoft.com/office/word/2023/wordml/word16du" xmlns:oel="http://schemas.microsoft.com/office/2019/extlst">
+          <mc:Fallback xmlns:oel="http://schemas.microsoft.com/office/2019/extlst" xmlns:w16du="http://schemas.microsoft.com/office/word/2023/wordml/word16du" xmlns:w16sdtfl="http://schemas.microsoft.com/office/word/2024/wordml/sdtformatlock">
             <w:pict>
               <v:line w14:anchorId="4C2D3C09" id="Line 35" o:spid="_x0000_s1026" style="position:absolute;z-index:251661312;visibility:visible;mso-wrap-style:square;mso-width-percent:0;mso-height-percent:0;mso-wrap-distance-left:9pt;mso-wrap-distance-top:0;mso-wrap-distance-right:9pt;mso-wrap-distance-bottom:0;mso-position-horizontal:absolute;mso-position-horizontal-relative:text;mso-position-vertical:absolute;mso-position-vertical-relative:text;mso-width-percent:0;mso-height-percent:0;mso-width-relative:page;mso-height-relative:page" from="45pt,18.15pt" to="455.25pt,20.2pt" o:gfxdata="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">
                 <v:stroke dashstyle="1 1" endcap="round"/>
@@ -2518,7 +2498,7 @@
               </wp:anchor>
             </w:drawing>
           </mc:Choice>
-          <mc:Fallback xmlns:w16sdtfl="http://schemas.microsoft.com/office/word/2024/wordml/sdtformatlock" xmlns:w16du="http://schemas.microsoft.com/office/word/2023/wordml/word16du" xmlns:oel="http://schemas.microsoft.com/office/2019/extlst">
+          <mc:Fallback xmlns:oel="http://schemas.microsoft.com/office/2019/extlst" xmlns:w16du="http://schemas.microsoft.com/office/word/2023/wordml/word16du" xmlns:w16sdtfl="http://schemas.microsoft.com/office/word/2024/wordml/sdtformatlock">
             <w:pict>
               <v:line w14:anchorId="11DE015B" id="Line 37" o:spid="_x0000_s1026" style="position:absolute;flip:y;z-index:251663360;visibility:visible;mso-wrap-style:square;mso-width-percent:0;mso-height-percent:0;mso-wrap-distance-left:9pt;mso-wrap-distance-top:0;mso-wrap-distance-right:9pt;mso-wrap-distance-bottom:0;mso-position-horizontal:absolute;mso-position-horizontal-relative:text;mso-position-vertical:absolute;mso-position-vertical-relative:text;mso-width-percent:0;mso-height-percent:0;mso-width-relative:page;mso-height-relative:page" from="250.7pt,17.1pt" to="454.1pt,17.25pt" o:gfxdata="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">
                 <v:stroke dashstyle="1 1" endcap="round"/>
@@ -2600,7 +2580,7 @@
               </wp:anchor>
             </w:drawing>
           </mc:Choice>
-          <mc:Fallback xmlns:w16sdtfl="http://schemas.microsoft.com/office/word/2024/wordml/sdtformatlock" xmlns:w16du="http://schemas.microsoft.com/office/word/2023/wordml/word16du" xmlns:oel="http://schemas.microsoft.com/office/2019/extlst">
+          <mc:Fallback xmlns:oel="http://schemas.microsoft.com/office/2019/extlst" xmlns:w16du="http://schemas.microsoft.com/office/word/2023/wordml/word16du" xmlns:w16sdtfl="http://schemas.microsoft.com/office/word/2024/wordml/sdtformatlock">
             <w:pict>
               <v:line w14:anchorId="758E9750" id="Line 36" o:spid="_x0000_s1026" style="position:absolute;z-index:251662336;visibility:visible;mso-wrap-style:square;mso-width-percent:0;mso-height-percent:0;mso-wrap-distance-left:9pt;mso-wrap-distance-top:0;mso-wrap-distance-right:9pt;mso-wrap-distance-bottom:0;mso-position-horizontal:absolute;mso-position-horizontal-relative:text;mso-position-vertical:absolute;mso-position-vertical-relative:text;mso-width-percent:0;mso-height-percent:0;mso-width-relative:page;mso-height-relative:page" from="5.25pt,17.1pt" to="228.45pt,17.1pt" o:gfxdata="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">
                 <v:stroke dashstyle="1 1" endcap="round"/>
@@ -2840,7 +2820,7 @@
               </wp:anchor>
             </w:drawing>
           </mc:Choice>
-          <mc:Fallback xmlns:w16sdtfl="http://schemas.microsoft.com/office/word/2024/wordml/sdtformatlock" xmlns:w16du="http://schemas.microsoft.com/office/word/2023/wordml/word16du" xmlns:oel="http://schemas.microsoft.com/office/2019/extlst">
+          <mc:Fallback xmlns:oel="http://schemas.microsoft.com/office/2019/extlst" xmlns:w16du="http://schemas.microsoft.com/office/word/2023/wordml/word16du" xmlns:w16sdtfl="http://schemas.microsoft.com/office/word/2024/wordml/sdtformatlock">
             <w:pict>
               <v:line w14:anchorId="0D077A10" id="Line 38" o:spid="_x0000_s1026" style="position:absolute;z-index:251664384;visibility:visible;mso-wrap-style:square;mso-width-percent:0;mso-height-percent:0;mso-wrap-distance-left:9pt;mso-wrap-distance-top:0;mso-wrap-distance-right:9pt;mso-wrap-distance-bottom:0;mso-position-horizontal:absolute;mso-position-horizontal-relative:text;mso-position-vertical:absolute;mso-position-vertical-relative:text;mso-width-percent:0;mso-height-percent:0;mso-width-relative:page;mso-height-relative:page" from="25.4pt,18.5pt" to="451.75pt,18.5pt" o:gfxdata="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">
                 <v:stroke dashstyle="1 1" endcap="round"/>
@@ -2913,21 +2893,39 @@
           <w:rFonts w:ascii="TH SarabunIT๙" w:hAnsi="TH SarabunIT๙" w:cs="TH SarabunIT๙"/>
           <w:cs/>
         </w:rPr>
-        <w:t>ประจำภาคการศึกษา</w:t>
-      </w:r>
-      <w:r>
-        <w:rPr>
-          <w:rFonts w:ascii="TH SarabunIT๙" w:hAnsi="TH SarabunIT๙" w:cs="TH SarabunIT๙"/>
-          <w:cs/>
-        </w:rPr>
-        <w:t>ฤดูร้อน</w:t>
-      </w:r>
-      <w:r>
-        <w:rPr>
-          <w:rFonts w:ascii="TH SarabunIT๙" w:hAnsi="TH SarabunIT๙" w:cs="TH SarabunIT๙"/>
-          <w:cs/>
-        </w:rPr>
-        <w:t xml:space="preserve"> ปีการศึกษา </w:t>
+        <w:t>ประจำ</w:t>
+      </w:r>
+      <w:r>
+        <w:rPr>
+          <w:rFonts w:ascii="TH SarabunIT๙" w:hAnsi="TH SarabunIT๙" w:cs="TH SarabunIT๙"/>
+          <w:color w:val="FF0000"/>
+          <w:spacing w:val="-2"/>
+          <w:cs/>
+        </w:rPr>
+        <w:t xml:space="preserve">ภาคการศึกษาที่ </w:t>
+      </w:r>
+      <w:r>
+        <w:rPr>
+          <w:rFonts w:ascii="TH SarabunIT๙" w:hAnsi="TH SarabunIT๙" w:cs="TH SarabunIT๙"/>
+          <w:color w:val="FF0000"/>
+          <w:spacing w:val="-2"/>
+        </w:rPr>
+        <w:t>1</w:t>
+      </w:r>
+      <w:r>
+        <w:rPr>
+          <w:rFonts w:ascii="TH SarabunIT๙" w:hAnsi="TH SarabunIT๙" w:cs="TH SarabunIT๙"/>
+          <w:color w:val="FF0000"/>
+          <w:spacing w:val="-2"/>
+        </w:rPr>
+        <w:t xml:space="preserve"> </w:t>
+      </w:r>
+      <w:r>
+        <w:rPr>
+          <w:rFonts w:ascii="TH SarabunIT๙" w:hAnsi="TH SarabunIT๙" w:cs="TH SarabunIT๙"/>
+          <w:cs/>
+        </w:rPr>
+        <w:t xml:space="preserve">ปีการศึกษา </w:t>
       </w:r>
       <w:r>
         <w:rPr>
